--- a/docs/Policies.docx
+++ b/docs/Policies.docx
@@ -39,7 +39,7 @@
         <w:pStyle w:val="ListBullet"/>
       </w:pPr>
       <w:r>
-        <w:t>POL-01. AI-proposed answers on billing topics are reviewed by a human before they are sent to a Business or Enterprise account. Owner: Rui Bastos.</w:t>
+        <w:t>POLICY-01. AI-proposed answers on billing topics are reviewed by a human before they are sent to a Business or Enterprise account. Owner: Rui Bastos.</w:t>
       </w:r>
     </w:p>
     <w:p>
@@ -47,7 +47,7 @@
         <w:pStyle w:val="ListBullet"/>
       </w:pPr>
       <w:r>
-        <w:t>POL-03. Customer data leaving the EU region requires a documented transfer basis. Owner: Tomas Silva.</w:t>
+        <w:t>POLICY-03. Customer data leaving the EU region requires a documented transfer basis. Owner: Tomas Silva.</w:t>
       </w:r>
     </w:p>
     <w:p>
@@ -55,7 +55,7 @@
         <w:pStyle w:val="ListBullet"/>
       </w:pPr>
       <w:r>
-        <w:t>POL-08. Pilot expansion beyond 25 accounts requires a documented launch-readiness decision. Owner: Ana Fialho.</w:t>
+        <w:t>POLICY-08. Pilot expansion beyond 25 accounts requires a documented launch-readiness decision. Owner: Ana Fialho.</w:t>
       </w:r>
     </w:p>
     <w:p>
@@ -63,7 +63,7 @@
         <w:pStyle w:val="ListBullet"/>
       </w:pPr>
       <w:r>
-        <w:t>POL-11. Support may quote a resolution time from the tier commitment table, or from the trailing ninety day observed median where the account has more than twenty closed tickets. Owner: Gabriela Rocha. Current since 2026-07-01.</w:t>
+        <w:t>POLICY-11. Support may quote a resolution time from the tier commitment table, or from the trailing ninety day observed median where the account has more than twenty closed tickets. Owner: Gabriela Rocha. Current since 2026-07-01.</w:t>
       </w:r>
     </w:p>
     <w:p>
@@ -79,7 +79,7 @@
         <w:pStyle w:val="ListBullet"/>
       </w:pPr>
       <w:r>
-        <w:t>POL-10. Support may quote a resolution time only from the tier commitment table. Replaced by POL-11 on 2026-07-01.</w:t>
+        <w:t>POLICY-10. Support may quote a resolution time only from the tier commitment table. Replaced by POLICY-11 on 2026-07-01.</w:t>
       </w:r>
     </w:p>
     <w:p>

--- a/docs/Policies.docx
+++ b/docs/Policies.docx
@@ -39,7 +39,7 @@
         <w:pStyle w:val="ListBullet"/>
       </w:pPr>
       <w:r>
-        <w:t>POLICY-01. AI-proposed answers on billing topics are reviewed by a human before they are sent to a Business or Enterprise account. Owner: Rui Bastos.</w:t>
+        <w:t>POLICY-01. A billing answer to a Business or Enterprise account is reviewed by a Tier 2 engineer before it is sent. Owner: Rui Bastos.</w:t>
       </w:r>
     </w:p>
     <w:p>
